--- a/fuentes/631104_CF3_CFA.docx
+++ b/fuentes/631104_CF3_CFA.docx
@@ -2523,7 +2523,7 @@
           <w:noProof/>
         </w:rPr>
         <w:drawing>
-          <wp:inline distT="0" distB="0" distL="0" distR="0" wp14:anchorId="5A345809" wp14:editId="01E0DAEE">
+          <wp:inline distT="0" distB="0" distL="0" distR="0" wp14:anchorId="5A345809" wp14:editId="484D98AA">
             <wp:extent cx="4553227" cy="2562446"/>
             <wp:effectExtent l="0" t="0" r="0" b="9525"/>
             <wp:docPr id="1215982758" name="Imagen 1215982758">
@@ -4082,7 +4082,7 @@
           <w:noProof/>
         </w:rPr>
         <w:drawing>
-          <wp:inline distT="0" distB="0" distL="0" distR="0" wp14:anchorId="268F8090" wp14:editId="3586726F">
+          <wp:inline distT="0" distB="0" distL="0" distR="0" wp14:anchorId="268F8090" wp14:editId="0F1589A1">
             <wp:extent cx="4954772" cy="2785941"/>
             <wp:effectExtent l="0" t="0" r="0" b="0"/>
             <wp:docPr id="3" name="Imagen 3">
@@ -14254,7 +14254,7 @@
                 <w:sz w:val="28"/>
                 <w:szCs w:val="28"/>
               </w:rPr>
-              <w:t>Laura Daniela Burgos Rueda</w:t>
+              <w:t>Luis Gabriel Urueta Álvarez</w:t>
             </w:r>
           </w:p>
         </w:tc>
@@ -14277,23 +14277,7 @@
                 <w:sz w:val="28"/>
                 <w:szCs w:val="28"/>
               </w:rPr>
-              <w:t>Evaluador</w:t>
-            </w:r>
-            <w:r>
-              <w:rPr>
-                <w:rFonts w:asciiTheme="minorHAnsi" w:hAnsiTheme="minorHAnsi" w:cstheme="minorHAnsi"/>
-                <w:sz w:val="28"/>
-                <w:szCs w:val="28"/>
-              </w:rPr>
-              <w:t>a</w:t>
-            </w:r>
-            <w:r>
-              <w:rPr>
-                <w:rFonts w:asciiTheme="minorHAnsi" w:hAnsiTheme="minorHAnsi" w:cstheme="minorHAnsi"/>
-                <w:sz w:val="28"/>
-                <w:szCs w:val="28"/>
-              </w:rPr>
-              <w:t xml:space="preserve"> de contenidos inclusivos y accesibles</w:t>
+              <w:t>Validador y vinculador de recursos digitales</w:t>
             </w:r>
           </w:p>
         </w:tc>
@@ -14341,97 +14325,7 @@
                 <w:sz w:val="28"/>
                 <w:szCs w:val="28"/>
               </w:rPr>
-              <w:t>Jonathan Adi</w:t>
-            </w:r>
-            <w:r>
-              <w:rPr>
-                <w:rFonts w:asciiTheme="minorHAnsi" w:hAnsiTheme="minorHAnsi" w:cstheme="minorHAnsi"/>
-                <w:sz w:val="28"/>
-                <w:szCs w:val="28"/>
-              </w:rPr>
-              <w:t>é</w:t>
-            </w:r>
-            <w:r>
-              <w:rPr>
-                <w:rFonts w:asciiTheme="minorHAnsi" w:hAnsiTheme="minorHAnsi" w:cstheme="minorHAnsi"/>
-                <w:sz w:val="28"/>
-                <w:szCs w:val="28"/>
-              </w:rPr>
-              <w:t xml:space="preserve"> Villafañe</w:t>
-            </w:r>
-          </w:p>
-        </w:tc>
-        <w:tc>
-          <w:tcPr>
-            <w:tcW w:w="3261" w:type="dxa"/>
-          </w:tcPr>
-          <w:p>
-            <w:pPr>
-              <w:pStyle w:val="TextoTablas"/>
-              <w:rPr>
-                <w:rFonts w:asciiTheme="minorHAnsi" w:hAnsiTheme="minorHAnsi" w:cstheme="minorHAnsi"/>
-                <w:sz w:val="28"/>
-                <w:szCs w:val="28"/>
-              </w:rPr>
-            </w:pPr>
-            <w:r>
-              <w:rPr>
-                <w:rFonts w:asciiTheme="minorHAnsi" w:hAnsiTheme="minorHAnsi" w:cstheme="minorHAnsi"/>
-                <w:sz w:val="28"/>
-                <w:szCs w:val="28"/>
-              </w:rPr>
-              <w:t>Validador y vinculador de recursos digitales</w:t>
-            </w:r>
-          </w:p>
-        </w:tc>
-        <w:tc>
-          <w:tcPr>
-            <w:tcW w:w="3969" w:type="dxa"/>
-          </w:tcPr>
-          <w:p>
-            <w:pPr>
-              <w:pStyle w:val="TextoTablas"/>
-              <w:rPr>
-                <w:rFonts w:asciiTheme="minorHAnsi" w:hAnsiTheme="minorHAnsi" w:cstheme="minorHAnsi"/>
-                <w:sz w:val="28"/>
-                <w:szCs w:val="28"/>
-              </w:rPr>
-            </w:pPr>
-            <w:r>
-              <w:rPr>
-                <w:rFonts w:asciiTheme="minorHAnsi" w:hAnsiTheme="minorHAnsi" w:cstheme="minorHAnsi"/>
-                <w:sz w:val="28"/>
-                <w:szCs w:val="28"/>
-              </w:rPr>
-              <w:t>Centro de Comercio y Servicios - Regional Atlántico</w:t>
-            </w:r>
-          </w:p>
-        </w:tc>
-      </w:tr>
-      <w:tr>
-        <w:trPr>
-          <w:cnfStyle w:val="000000100000" w:firstRow="0" w:lastRow="0" w:firstColumn="0" w:lastColumn="0" w:oddVBand="0" w:evenVBand="0" w:oddHBand="1" w:evenHBand="0" w:firstRowFirstColumn="0" w:firstRowLastColumn="0" w:lastRowFirstColumn="0" w:lastRowLastColumn="0"/>
-        </w:trPr>
-        <w:tc>
-          <w:tcPr>
-            <w:tcW w:w="2830" w:type="dxa"/>
-          </w:tcPr>
-          <w:p>
-            <w:pPr>
-              <w:pStyle w:val="TextoTablas"/>
-              <w:rPr>
-                <w:rFonts w:asciiTheme="minorHAnsi" w:hAnsiTheme="minorHAnsi" w:cstheme="minorHAnsi"/>
-                <w:sz w:val="28"/>
-                <w:szCs w:val="28"/>
-              </w:rPr>
-            </w:pPr>
-            <w:r>
-              <w:rPr>
-                <w:rFonts w:asciiTheme="minorHAnsi" w:hAnsiTheme="minorHAnsi" w:cstheme="minorHAnsi"/>
-                <w:sz w:val="28"/>
-                <w:szCs w:val="28"/>
-              </w:rPr>
-              <w:t>Karine Isabel Ospino Fritz</w:t>
+              <w:t>Laura Daniela Burgos Rueda</w:t>
             </w:r>
           </w:p>
         </w:tc>
@@ -21042,6 +20936,17 @@
 </file>
 
 <file path=customXml/item1.xml><?xml version="1.0" encoding="utf-8"?>
+<p:properties xmlns:p="http://schemas.microsoft.com/office/2006/metadata/properties" xmlns:xsi="http://www.w3.org/2001/XMLSchema-instance" xmlns:pc="http://schemas.microsoft.com/office/infopath/2007/PartnerControls">
+  <documentManagement>
+    <TaxCatchAll xmlns="13c90a0b-73bc-4dc0-be5f-28d77b615beb" xsi:nil="true"/>
+    <lcf76f155ced4ddcb4097134ff3c332f xmlns="13c93bba-48ce-428c-bfe5-88b42c19b028">
+      <Terms xmlns="http://schemas.microsoft.com/office/infopath/2007/PartnerControls"/>
+    </lcf76f155ced4ddcb4097134ff3c332f>
+  </documentManagement>
+</p:properties>
+</file>
+
+<file path=customXml/item2.xml><?xml version="1.0" encoding="utf-8"?>
 <b:Sources xmlns:b="http://schemas.openxmlformats.org/officeDocument/2006/bibliography" xmlns="http://schemas.openxmlformats.org/officeDocument/2006/bibliography" SelectedStyle="\APASixthEditionOfficeOnline.xsl" StyleName="APA" Version="6">
   <b:Source>
     <b:Tag>Mue12</b:Tag>
@@ -21552,18 +21457,16 @@
 </b:Sources>
 </file>
 
-<file path=customXml/item2.xml><?xml version="1.0" encoding="utf-8"?>
-<p:properties xmlns:p="http://schemas.microsoft.com/office/2006/metadata/properties" xmlns:xsi="http://www.w3.org/2001/XMLSchema-instance" xmlns:pc="http://schemas.microsoft.com/office/infopath/2007/PartnerControls">
-  <documentManagement>
-    <TaxCatchAll xmlns="13c90a0b-73bc-4dc0-be5f-28d77b615beb" xsi:nil="true"/>
-    <lcf76f155ced4ddcb4097134ff3c332f xmlns="13c93bba-48ce-428c-bfe5-88b42c19b028">
-      <Terms xmlns="http://schemas.microsoft.com/office/infopath/2007/PartnerControls"/>
-    </lcf76f155ced4ddcb4097134ff3c332f>
-  </documentManagement>
-</p:properties>
+<file path=customXml/item3.xml><?xml version="1.0" encoding="utf-8"?>
+<?mso-contentType ?>
+<FormTemplates xmlns="http://schemas.microsoft.com/sharepoint/v3/contenttype/forms">
+  <Display>DocumentLibraryForm</Display>
+  <Edit>DocumentLibraryForm</Edit>
+  <New>DocumentLibraryForm</New>
+</FormTemplates>
 </file>
 
-<file path=customXml/item3.xml><?xml version="1.0" encoding="utf-8"?>
+<file path=customXml/item4.xml><?xml version="1.0" encoding="utf-8"?>
 <ct:contentTypeSchema xmlns:ct="http://schemas.microsoft.com/office/2006/metadata/contentType" xmlns:ma="http://schemas.microsoft.com/office/2006/metadata/properties/metaAttributes" ct:_="" ma:_="" ma:contentTypeName="Documento" ma:contentTypeID="0x0101006A81D6BD42E8DF4C91013959704817E1" ma:contentTypeVersion="15" ma:contentTypeDescription="Crear nuevo documento." ma:contentTypeScope="" ma:versionID="bf4f72ffd194f0963ff564daca6869f7">
   <xsd:schema xmlns:xsd="http://www.w3.org/2001/XMLSchema" xmlns:xs="http://www.w3.org/2001/XMLSchema" xmlns:p="http://schemas.microsoft.com/office/2006/metadata/properties" xmlns:ns2="13c90a0b-73bc-4dc0-be5f-28d77b615beb" xmlns:ns3="13c93bba-48ce-428c-bfe5-88b42c19b028" targetNamespace="http://schemas.microsoft.com/office/2006/metadata/properties" ma:root="true" ma:fieldsID="8718d6f4873a5b1392a45044efa78385" ns2:_="" ns3:_="">
     <xsd:import namespace="13c90a0b-73bc-4dc0-be5f-28d77b615beb"/>
@@ -21798,24 +21701,7 @@
 </ct:contentTypeSchema>
 </file>
 
-<file path=customXml/item4.xml><?xml version="1.0" encoding="utf-8"?>
-<?mso-contentType ?>
-<FormTemplates xmlns="http://schemas.microsoft.com/sharepoint/v3/contenttype/forms">
-  <Display>DocumentLibraryForm</Display>
-  <Edit>DocumentLibraryForm</Edit>
-  <New>DocumentLibraryForm</New>
-</FormTemplates>
-</file>
-
 <file path=customXml/itemProps1.xml><?xml version="1.0" encoding="utf-8"?>
-<ds:datastoreItem xmlns:ds="http://schemas.openxmlformats.org/officeDocument/2006/customXml" ds:itemID="{84F3832F-79D0-40EC-924E-4EC5D33B7AFB}">
-  <ds:schemaRefs>
-    <ds:schemaRef ds:uri="http://schemas.openxmlformats.org/officeDocument/2006/bibliography"/>
-  </ds:schemaRefs>
-</ds:datastoreItem>
-</file>
-
-<file path=customXml/itemProps2.xml><?xml version="1.0" encoding="utf-8"?>
 <ds:datastoreItem xmlns:ds="http://schemas.openxmlformats.org/officeDocument/2006/customXml" ds:itemID="{1145D752-ACC1-45E1-AB53-0C756F67FC7F}">
   <ds:schemaRefs>
     <ds:schemaRef ds:uri="http://schemas.microsoft.com/office/2006/metadata/properties"/>
@@ -21826,7 +21712,23 @@
 </ds:datastoreItem>
 </file>
 
+<file path=customXml/itemProps2.xml><?xml version="1.0" encoding="utf-8"?>
+<ds:datastoreItem xmlns:ds="http://schemas.openxmlformats.org/officeDocument/2006/customXml" ds:itemID="{84F3832F-79D0-40EC-924E-4EC5D33B7AFB}">
+  <ds:schemaRefs>
+    <ds:schemaRef ds:uri="http://schemas.openxmlformats.org/officeDocument/2006/bibliography"/>
+  </ds:schemaRefs>
+</ds:datastoreItem>
+</file>
+
 <file path=customXml/itemProps3.xml><?xml version="1.0" encoding="utf-8"?>
+<ds:datastoreItem xmlns:ds="http://schemas.openxmlformats.org/officeDocument/2006/customXml" ds:itemID="{81CBDEC1-3B00-44ED-AD36-0268077980BA}">
+  <ds:schemaRefs>
+    <ds:schemaRef ds:uri="http://schemas.microsoft.com/sharepoint/v3/contenttype/forms"/>
+  </ds:schemaRefs>
+</ds:datastoreItem>
+</file>
+
+<file path=customXml/itemProps4.xml><?xml version="1.0" encoding="utf-8"?>
 <ds:datastoreItem xmlns:ds="http://schemas.openxmlformats.org/officeDocument/2006/customXml" ds:itemID="{6220718B-DFA8-40E0-93C9-BC47A6CCC2E6}">
   <ds:schemaRefs>
     <ds:schemaRef ds:uri="http://schemas.microsoft.com/office/2006/metadata/contentType"/>
@@ -21843,12 +21745,4 @@
     <ds:schemaRef ds:uri="http://schemas.microsoft.com/internal/obd"/>
   </ds:schemaRefs>
 </ds:datastoreItem>
-</file>
-
-<file path=customXml/itemProps4.xml><?xml version="1.0" encoding="utf-8"?>
-<ds:datastoreItem xmlns:ds="http://schemas.openxmlformats.org/officeDocument/2006/customXml" ds:itemID="{81CBDEC1-3B00-44ED-AD36-0268077980BA}">
-  <ds:schemaRefs>
-    <ds:schemaRef ds:uri="http://schemas.microsoft.com/sharepoint/v3/contenttype/forms"/>
-  </ds:schemaRefs>
-</ds:datastoreItem>
 </file>